--- a/examples/multivariate/doc/05-vector-autoregression-mv.docx
+++ b/examples/multivariate/doc/05-vector-autoregression-mv.docx
@@ -881,7 +881,7 @@
         <w:rPr>
           <w:rStyle w:val="NormalTok"/>
         </w:rPr>
-        <w:t xml:space="preserve">pred_5 </w:t>
+        <w:t xml:space="preserve">pred_1 </w:t>
       </w:r>
       <w:r>
         <w:rPr>
@@ -923,7 +923,7 @@
         <w:rPr>
           <w:rStyle w:val="DecValTok"/>
         </w:rPr>
-        <w:t xml:space="preserve">5</w:t>
+        <w:t xml:space="preserve">1</w:t>
       </w:r>
       <w:r>
         <w:rPr>
@@ -938,7 +938,7 @@
         <w:rPr>
           <w:rStyle w:val="NormalTok"/>
         </w:rPr>
-        <w:t xml:space="preserve">pred_5</w:t>
+        <w:t xml:space="preserve">pred_1</w:t>
       </w:r>
     </w:p>
     <w:p>
@@ -949,7 +949,16 @@
         <w:rPr>
           <w:rStyle w:val="VerbatimChar"/>
         </w:rPr>
-        <w:t xml:space="preserve">## [1]  0.41211849  0.17388949 -0.07515112 -0.31951919 -0.54402111</w:t>
+        <w:t xml:space="preserve">##         y </w:t>
+      </w:r>
+      <w:r>
+        <w:br/>
+      </w:r>
+      <w:r>
+        <w:rPr>
+          <w:rStyle w:val="VerbatimChar"/>
+        </w:rPr>
+        <w:t xml:space="preserve">## 0.4121185</w:t>
       </w:r>
     </w:p>
     <w:p>
@@ -960,7 +969,7 @@
         <w:rPr>
           <w:rStyle w:val="NormalTok"/>
         </w:rPr>
-        <w:t xml:space="preserve">pred_all </w:t>
+        <w:t xml:space="preserve">pred_5 </w:t>
       </w:r>
       <w:r>
         <w:rPr>
@@ -1008,30 +1017,6 @@
         <w:rPr>
           <w:rStyle w:val="NormalTok"/>
         </w:rPr>
-        <w:t xml:space="preserve">, </w:t>
-      </w:r>
-      <w:r>
-        <w:rPr>
-          <w:rStyle w:val="AttributeTok"/>
-        </w:rPr>
-        <w:t xml:space="preserve">return_all =</w:t>
-      </w:r>
-      <w:r>
-        <w:rPr>
-          <w:rStyle w:val="NormalTok"/>
-        </w:rPr>
-        <w:t xml:space="preserve"> </w:t>
-      </w:r>
-      <w:r>
-        <w:rPr>
-          <w:rStyle w:val="ConstantTok"/>
-        </w:rPr>
-        <w:t xml:space="preserve">TRUE</w:t>
-      </w:r>
-      <w:r>
-        <w:rPr>
-          <w:rStyle w:val="NormalTok"/>
-        </w:rPr>
         <w:t xml:space="preserve">)</w:t>
       </w:r>
       <w:r>
@@ -1041,7 +1026,7 @@
         <w:rPr>
           <w:rStyle w:val="NormalTok"/>
         </w:rPr>
-        <w:t xml:space="preserve">pred_all</w:t>
+        <w:t xml:space="preserve">pred_5</w:t>
       </w:r>
     </w:p>
     <w:p>
@@ -1052,195 +1037,36 @@
         <w:rPr>
           <w:rStyle w:val="VerbatimChar"/>
         </w:rPr>
-        <w:t xml:space="preserve">## $y</w:t>
-      </w:r>
-      <w:r>
-        <w:br/>
-      </w:r>
-      <w:r>
-        <w:rPr>
-          <w:rStyle w:val="VerbatimChar"/>
-        </w:rPr>
         <w:t xml:space="preserve">## [1]  0.41211849  0.17388949 -0.07515112 -0.31951919 -0.54402111</w:t>
-      </w:r>
-      <w:r>
-        <w:br/>
-      </w:r>
-      <w:r>
-        <w:rPr>
-          <w:rStyle w:val="VerbatimChar"/>
-        </w:rPr>
-        <w:t xml:space="preserve">## </w:t>
-      </w:r>
-      <w:r>
-        <w:br/>
-      </w:r>
-      <w:r>
-        <w:rPr>
-          <w:rStyle w:val="VerbatimChar"/>
-        </w:rPr>
-        <w:t xml:space="preserve">## $x</w:t>
-      </w:r>
-      <w:r>
-        <w:br/>
-      </w:r>
-      <w:r>
-        <w:rPr>
-          <w:rStyle w:val="VerbatimChar"/>
-        </w:rPr>
-        <w:t xml:space="preserve">## $x$x1</w:t>
-      </w:r>
-      <w:r>
-        <w:br/>
-      </w:r>
-      <w:r>
-        <w:rPr>
-          <w:rStyle w:val="VerbatimChar"/>
-        </w:rPr>
-        <w:t xml:space="preserve">## [1]  0.17388949 -0.07515112 -0.31951919 -0.54402111 -0.73469843</w:t>
-      </w:r>
-      <w:r>
-        <w:br/>
-      </w:r>
-      <w:r>
-        <w:rPr>
-          <w:rStyle w:val="VerbatimChar"/>
-        </w:rPr>
-        <w:t xml:space="preserve">## </w:t>
-      </w:r>
-      <w:r>
-        <w:br/>
-      </w:r>
-      <w:r>
-        <w:rPr>
-          <w:rStyle w:val="VerbatimChar"/>
-        </w:rPr>
-        <w:t xml:space="preserve">## $x$x2</w:t>
-      </w:r>
-      <w:r>
-        <w:br/>
-      </w:r>
-      <w:r>
-        <w:rPr>
-          <w:rStyle w:val="VerbatimChar"/>
-        </w:rPr>
-        <w:t xml:space="preserve">## [1]  0.61177652  0.40357731  0.17028562 -0.07359361 -0.31289714</w:t>
-      </w:r>
-      <w:r>
-        <w:br/>
-      </w:r>
-      <w:r>
-        <w:rPr>
-          <w:rStyle w:val="VerbatimChar"/>
-        </w:rPr>
-        <w:t xml:space="preserve">## </w:t>
-      </w:r>
-      <w:r>
-        <w:br/>
-      </w:r>
-      <w:r>
-        <w:rPr>
-          <w:rStyle w:val="VerbatimChar"/>
-        </w:rPr>
-        <w:t xml:space="preserve">## </w:t>
-      </w:r>
-      <w:r>
-        <w:br/>
-      </w:r>
-      <w:r>
-        <w:rPr>
-          <w:rStyle w:val="VerbatimChar"/>
-        </w:rPr>
-        <w:t xml:space="preserve">## attr(,"class")</w:t>
-      </w:r>
-      <w:r>
-        <w:br/>
-      </w:r>
-      <w:r>
-        <w:rPr>
-          <w:rStyle w:val="VerbatimChar"/>
-        </w:rPr>
-        <w:t xml:space="preserve">## [1] "ts_mv_prediction"</w:t>
-      </w:r>
-      <w:r>
-        <w:br/>
-      </w:r>
-      <w:r>
-        <w:rPr>
-          <w:rStyle w:val="VerbatimChar"/>
-        </w:rPr>
-        <w:t xml:space="preserve">## attr(,"y_name")</w:t>
-      </w:r>
-      <w:r>
-        <w:br/>
-      </w:r>
-      <w:r>
-        <w:rPr>
-          <w:rStyle w:val="VerbatimChar"/>
-        </w:rPr>
-        <w:t xml:space="preserve">## [1] "y"</w:t>
-      </w:r>
-      <w:r>
-        <w:br/>
-      </w:r>
-      <w:r>
-        <w:rPr>
-          <w:rStyle w:val="VerbatimChar"/>
-        </w:rPr>
-        <w:t xml:space="preserve">## attr(,"x_names")</w:t>
-      </w:r>
-      <w:r>
-        <w:br/>
-      </w:r>
-      <w:r>
-        <w:rPr>
-          <w:rStyle w:val="VerbatimChar"/>
-        </w:rPr>
-        <w:t xml:space="preserve">## [1] "x1" "x2"</w:t>
-      </w:r>
-      <w:r>
-        <w:br/>
-      </w:r>
-      <w:r>
-        <w:rPr>
-          <w:rStyle w:val="VerbatimChar"/>
-        </w:rPr>
-        <w:t xml:space="preserve">## attr(,"variables")</w:t>
-      </w:r>
-      <w:r>
-        <w:br/>
-      </w:r>
-      <w:r>
-        <w:rPr>
-          <w:rStyle w:val="VerbatimChar"/>
-        </w:rPr>
-        <w:t xml:space="preserve">## [1] "y"  "x1" "x2"</w:t>
-      </w:r>
-      <w:r>
-        <w:br/>
-      </w:r>
-      <w:r>
-        <w:rPr>
-          <w:rStyle w:val="VerbatimChar"/>
-        </w:rPr>
-        <w:t xml:space="preserve">## attr(,"steps_ahead")</w:t>
-      </w:r>
-      <w:r>
-        <w:br/>
-      </w:r>
-      <w:r>
-        <w:rPr>
-          <w:rStyle w:val="VerbatimChar"/>
-        </w:rPr>
-        <w:t xml:space="preserve">## [1] 5</w:t>
       </w:r>
     </w:p>
     <w:p>
       <w:pPr>
-        <w:pStyle w:val="FirstParagraph"/>
-      </w:pPr>
-      <w:r>
-        <w:t xml:space="preserve">The target can still be evaluated exactly as in the target-centered models.</w:t>
+        <w:pStyle w:val="SourceCode"/>
+      </w:pPr>
+      <w:r>
+        <w:rPr>
+          <w:rStyle w:val="FunctionTok"/>
+        </w:rPr>
+        <w:t xml:space="preserve">attr</w:t>
+      </w:r>
+      <w:r>
+        <w:rPr>
+          <w:rStyle w:val="NormalTok"/>
+        </w:rPr>
+        <w:t xml:space="preserve">(pred_5, </w:t>
+      </w:r>
+      <w:r>
+        <w:rPr>
+          <w:rStyle w:val="StringTok"/>
+        </w:rPr>
+        <w:t xml:space="preserve">"system"</w:t>
+      </w:r>
+      <w:r>
+        <w:rPr>
+          <w:rStyle w:val="NormalTok"/>
+        </w:rPr>
+        <w:t xml:space="preserve">)</w:t>
       </w:r>
     </w:p>
     <w:p>
@@ -1249,126 +1075,145 @@
       </w:pPr>
       <w:r>
         <w:rPr>
-          <w:rStyle w:val="NormalTok"/>
-        </w:rPr>
-        <w:t xml:space="preserve">ev_test </w:t>
-      </w:r>
-      <w:r>
-        <w:rPr>
-          <w:rStyle w:val="OtherTok"/>
-        </w:rPr>
-        <w:t xml:space="preserve">&lt;-</w:t>
-      </w:r>
-      <w:r>
-        <w:rPr>
-          <w:rStyle w:val="NormalTok"/>
-        </w:rPr>
-        <w:t xml:space="preserve"> </w:t>
-      </w:r>
-      <w:r>
-        <w:rPr>
-          <w:rStyle w:val="FunctionTok"/>
-        </w:rPr>
-        <w:t xml:space="preserve">evaluate</w:t>
-      </w:r>
-      <w:r>
-        <w:rPr>
-          <w:rStyle w:val="NormalTok"/>
-        </w:rPr>
-        <w:t xml:space="preserve">(model, </w:t>
-      </w:r>
-      <w:r>
-        <w:rPr>
-          <w:rStyle w:val="FunctionTok"/>
-        </w:rPr>
-        <w:t xml:space="preserve">tail</w:t>
-      </w:r>
-      <w:r>
-        <w:rPr>
-          <w:rStyle w:val="NormalTok"/>
-        </w:rPr>
-        <w:t xml:space="preserve">(samp</w:t>
-      </w:r>
-      <w:r>
-        <w:rPr>
-          <w:rStyle w:val="SpecialCharTok"/>
-        </w:rPr>
-        <w:t xml:space="preserve">$</w:t>
-      </w:r>
-      <w:r>
-        <w:rPr>
-          <w:rStyle w:val="NormalTok"/>
-        </w:rPr>
-        <w:t xml:space="preserve">test</w:t>
-      </w:r>
-      <w:r>
-        <w:rPr>
-          <w:rStyle w:val="SpecialCharTok"/>
-        </w:rPr>
-        <w:t xml:space="preserve">$</w:t>
-      </w:r>
-      <w:r>
-        <w:rPr>
-          <w:rStyle w:val="NormalTok"/>
-        </w:rPr>
-        <w:t xml:space="preserve">y, </w:t>
-      </w:r>
-      <w:r>
-        <w:rPr>
-          <w:rStyle w:val="DecValTok"/>
-        </w:rPr>
-        <w:t xml:space="preserve">5</w:t>
-      </w:r>
-      <w:r>
-        <w:rPr>
-          <w:rStyle w:val="NormalTok"/>
-        </w:rPr>
-        <w:t xml:space="preserve">), pred_5)</w:t>
-      </w:r>
-      <w:r>
-        <w:br/>
-      </w:r>
-      <w:r>
-        <w:rPr>
-          <w:rStyle w:val="NormalTok"/>
-        </w:rPr>
-        <w:t xml:space="preserve">ev_test</w:t>
-      </w:r>
-      <w:r>
-        <w:rPr>
-          <w:rStyle w:val="SpecialCharTok"/>
-        </w:rPr>
-        <w:t xml:space="preserve">$</w:t>
-      </w:r>
-      <w:r>
-        <w:rPr>
-          <w:rStyle w:val="NormalTok"/>
-        </w:rPr>
-        <w:t xml:space="preserve">metrics</w:t>
+          <w:rStyle w:val="VerbatimChar"/>
+        </w:rPr>
+        <w:t xml:space="preserve">## NULL</w:t>
       </w:r>
     </w:p>
     <w:p>
       <w:pPr>
-        <w:pStyle w:val="SourceCode"/>
-      </w:pPr>
-      <w:r>
-        <w:rPr>
-          <w:rStyle w:val="VerbatimChar"/>
-        </w:rPr>
-        <w:t xml:space="preserve">##            mse      smape R2</w:t>
-      </w:r>
-      <w:r>
-        <w:br/>
-      </w:r>
-      <w:r>
-        <w:rPr>
-          <w:rStyle w:val="VerbatimChar"/>
-        </w:rPr>
-        <w:t xml:space="preserve">## 1 1.960019e-30 4.3389e-15  1</w:t>
+        <w:pStyle w:val="FirstParagraph"/>
+      </w:pPr>
+      <w:r>
+        <w:t xml:space="preserve">The target can still be evaluated exactly as in the target-centered models.</w:t>
       </w:r>
     </w:p>
     <w:p>
       <w:pPr>
+        <w:pStyle w:val="SourceCode"/>
+      </w:pPr>
+      <w:r>
+        <w:rPr>
+          <w:rStyle w:val="NormalTok"/>
+        </w:rPr>
+        <w:t xml:space="preserve">ev_test </w:t>
+      </w:r>
+      <w:r>
+        <w:rPr>
+          <w:rStyle w:val="OtherTok"/>
+        </w:rPr>
+        <w:t xml:space="preserve">&lt;-</w:t>
+      </w:r>
+      <w:r>
+        <w:rPr>
+          <w:rStyle w:val="NormalTok"/>
+        </w:rPr>
+        <w:t xml:space="preserve"> </w:t>
+      </w:r>
+      <w:r>
+        <w:rPr>
+          <w:rStyle w:val="FunctionTok"/>
+        </w:rPr>
+        <w:t xml:space="preserve">evaluate</w:t>
+      </w:r>
+      <w:r>
+        <w:rPr>
+          <w:rStyle w:val="NormalTok"/>
+        </w:rPr>
+        <w:t xml:space="preserve">(model, </w:t>
+      </w:r>
+      <w:r>
+        <w:rPr>
+          <w:rStyle w:val="FunctionTok"/>
+        </w:rPr>
+        <w:t xml:space="preserve">tail</w:t>
+      </w:r>
+      <w:r>
+        <w:rPr>
+          <w:rStyle w:val="NormalTok"/>
+        </w:rPr>
+        <w:t xml:space="preserve">(samp</w:t>
+      </w:r>
+      <w:r>
+        <w:rPr>
+          <w:rStyle w:val="SpecialCharTok"/>
+        </w:rPr>
+        <w:t xml:space="preserve">$</w:t>
+      </w:r>
+      <w:r>
+        <w:rPr>
+          <w:rStyle w:val="NormalTok"/>
+        </w:rPr>
+        <w:t xml:space="preserve">test</w:t>
+      </w:r>
+      <w:r>
+        <w:rPr>
+          <w:rStyle w:val="SpecialCharTok"/>
+        </w:rPr>
+        <w:t xml:space="preserve">$</w:t>
+      </w:r>
+      <w:r>
+        <w:rPr>
+          <w:rStyle w:val="NormalTok"/>
+        </w:rPr>
+        <w:t xml:space="preserve">y, </w:t>
+      </w:r>
+      <w:r>
+        <w:rPr>
+          <w:rStyle w:val="DecValTok"/>
+        </w:rPr>
+        <w:t xml:space="preserve">5</w:t>
+      </w:r>
+      <w:r>
+        <w:rPr>
+          <w:rStyle w:val="NormalTok"/>
+        </w:rPr>
+        <w:t xml:space="preserve">), pred_5)</w:t>
+      </w:r>
+      <w:r>
+        <w:br/>
+      </w:r>
+      <w:r>
+        <w:rPr>
+          <w:rStyle w:val="NormalTok"/>
+        </w:rPr>
+        <w:t xml:space="preserve">ev_test</w:t>
+      </w:r>
+      <w:r>
+        <w:rPr>
+          <w:rStyle w:val="SpecialCharTok"/>
+        </w:rPr>
+        <w:t xml:space="preserve">$</w:t>
+      </w:r>
+      <w:r>
+        <w:rPr>
+          <w:rStyle w:val="NormalTok"/>
+        </w:rPr>
+        <w:t xml:space="preserve">metrics</w:t>
+      </w:r>
+    </w:p>
+    <w:p>
+      <w:pPr>
+        <w:pStyle w:val="SourceCode"/>
+      </w:pPr>
+      <w:r>
+        <w:rPr>
+          <w:rStyle w:val="VerbatimChar"/>
+        </w:rPr>
+        <w:t xml:space="preserve">##            mse      smape R2</w:t>
+      </w:r>
+      <w:r>
+        <w:br/>
+      </w:r>
+      <w:r>
+        <w:rPr>
+          <w:rStyle w:val="VerbatimChar"/>
+        </w:rPr>
+        <w:t xml:space="preserve">## 1 1.960019e-30 4.3389e-15  1</w:t>
+      </w:r>
+    </w:p>
+    <w:p>
+      <w:pPr>
         <w:pStyle w:val="FirstParagraph"/>
       </w:pPr>
       <w:r>
@@ -1432,22 +1277,7 @@
         <w:t xml:space="preserve"> </w:t>
       </w:r>
       <w:r>
-        <w:t xml:space="preserve">-</w:t>
-      </w:r>
-      <w:r>
-        <w:t xml:space="preserve"> </w:t>
-      </w:r>
-      <w:r>
-        <w:rPr>
-          <w:rStyle w:val="VerbatimChar"/>
-        </w:rPr>
-        <w:t xml:space="preserve">return_all = TRUE</w:t>
-      </w:r>
-      <w:r>
-        <w:t xml:space="preserve"> </w:t>
-      </w:r>
-      <w:r>
-        <w:t xml:space="preserve">is the key to inspect the full system forecast while preserving the target-centered default behavior.</w:t>
+        <w:t xml:space="preserve">- The target forecast is returned directly, while the full system forecast remains available as an attribute of that vector.</w:t>
       </w:r>
     </w:p>
     <w:bookmarkEnd w:id="9"/>

--- a/examples/multivariate/doc/05-vector-autoregression-mv.docx
+++ b/examples/multivariate/doc/05-vector-autoregression-mv.docx
@@ -949,16 +949,187 @@
         <w:rPr>
           <w:rStyle w:val="VerbatimChar"/>
         </w:rPr>
-        <w:t xml:space="preserve">##         y </w:t>
-      </w:r>
-      <w:r>
-        <w:br/>
-      </w:r>
-      <w:r>
-        <w:rPr>
-          <w:rStyle w:val="VerbatimChar"/>
-        </w:rPr>
-        <w:t xml:space="preserve">## 0.4121185</w:t>
+        <w:t xml:space="preserve">## [1] 0.4121185</w:t>
+      </w:r>
+      <w:r>
+        <w:br/>
+      </w:r>
+      <w:r>
+        <w:rPr>
+          <w:rStyle w:val="VerbatimChar"/>
+        </w:rPr>
+        <w:t xml:space="preserve">## attr(,"y_name")</w:t>
+      </w:r>
+      <w:r>
+        <w:br/>
+      </w:r>
+      <w:r>
+        <w:rPr>
+          <w:rStyle w:val="VerbatimChar"/>
+        </w:rPr>
+        <w:t xml:space="preserve">## [1] "y"</w:t>
+      </w:r>
+      <w:r>
+        <w:br/>
+      </w:r>
+      <w:r>
+        <w:rPr>
+          <w:rStyle w:val="VerbatimChar"/>
+        </w:rPr>
+        <w:t xml:space="preserve">## attr(,"x_names")</w:t>
+      </w:r>
+      <w:r>
+        <w:br/>
+      </w:r>
+      <w:r>
+        <w:rPr>
+          <w:rStyle w:val="VerbatimChar"/>
+        </w:rPr>
+        <w:t xml:space="preserve">## [1] "x1" "x2"</w:t>
+      </w:r>
+      <w:r>
+        <w:br/>
+      </w:r>
+      <w:r>
+        <w:rPr>
+          <w:rStyle w:val="VerbatimChar"/>
+        </w:rPr>
+        <w:t xml:space="preserve">## attr(,"variables")</w:t>
+      </w:r>
+      <w:r>
+        <w:br/>
+      </w:r>
+      <w:r>
+        <w:rPr>
+          <w:rStyle w:val="VerbatimChar"/>
+        </w:rPr>
+        <w:t xml:space="preserve">## [1] "y"  "x1" "x2"</w:t>
+      </w:r>
+      <w:r>
+        <w:br/>
+      </w:r>
+      <w:r>
+        <w:rPr>
+          <w:rStyle w:val="VerbatimChar"/>
+        </w:rPr>
+        <w:t xml:space="preserve">## attr(,"steps_ahead")</w:t>
+      </w:r>
+      <w:r>
+        <w:br/>
+      </w:r>
+      <w:r>
+        <w:rPr>
+          <w:rStyle w:val="VerbatimChar"/>
+        </w:rPr>
+        <w:t xml:space="preserve">## [1] 1</w:t>
+      </w:r>
+      <w:r>
+        <w:br/>
+      </w:r>
+      <w:r>
+        <w:rPr>
+          <w:rStyle w:val="VerbatimChar"/>
+        </w:rPr>
+        <w:t xml:space="preserve">## attr(,"prediction_x")</w:t>
+      </w:r>
+      <w:r>
+        <w:br/>
+      </w:r>
+      <w:r>
+        <w:rPr>
+          <w:rStyle w:val="VerbatimChar"/>
+        </w:rPr>
+        <w:t xml:space="preserve">## attr(,"prediction_x")$x1</w:t>
+      </w:r>
+      <w:r>
+        <w:br/>
+      </w:r>
+      <w:r>
+        <w:rPr>
+          <w:rStyle w:val="VerbatimChar"/>
+        </w:rPr>
+        <w:t xml:space="preserve">## [1] 0.1738895</w:t>
+      </w:r>
+      <w:r>
+        <w:br/>
+      </w:r>
+      <w:r>
+        <w:rPr>
+          <w:rStyle w:val="VerbatimChar"/>
+        </w:rPr>
+        <w:t xml:space="preserve">## </w:t>
+      </w:r>
+      <w:r>
+        <w:br/>
+      </w:r>
+      <w:r>
+        <w:rPr>
+          <w:rStyle w:val="VerbatimChar"/>
+        </w:rPr>
+        <w:t xml:space="preserve">## attr(,"prediction_x")$x2</w:t>
+      </w:r>
+      <w:r>
+        <w:br/>
+      </w:r>
+      <w:r>
+        <w:rPr>
+          <w:rStyle w:val="VerbatimChar"/>
+        </w:rPr>
+        <w:t xml:space="preserve">## [1] 0.6117765</w:t>
+      </w:r>
+      <w:r>
+        <w:br/>
+      </w:r>
+      <w:r>
+        <w:rPr>
+          <w:rStyle w:val="VerbatimChar"/>
+        </w:rPr>
+        <w:t xml:space="preserve">## </w:t>
+      </w:r>
+      <w:r>
+        <w:br/>
+      </w:r>
+      <w:r>
+        <w:rPr>
+          <w:rStyle w:val="VerbatimChar"/>
+        </w:rPr>
+        <w:t xml:space="preserve">## attr(,"system")</w:t>
+      </w:r>
+      <w:r>
+        <w:br/>
+      </w:r>
+      <w:r>
+        <w:rPr>
+          <w:rStyle w:val="VerbatimChar"/>
+        </w:rPr>
+        <w:t xml:space="preserve">##           y        x1        x2</w:t>
+      </w:r>
+      <w:r>
+        <w:br/>
+      </w:r>
+      <w:r>
+        <w:rPr>
+          <w:rStyle w:val="VerbatimChar"/>
+        </w:rPr>
+        <w:t xml:space="preserve">## 1 0.4121185 0.1738895 0.6117765</w:t>
+      </w:r>
+      <w:r>
+        <w:br/>
+      </w:r>
+      <w:r>
+        <w:rPr>
+          <w:rStyle w:val="VerbatimChar"/>
+        </w:rPr>
+        <w:t xml:space="preserve">## attr(,"class")</w:t>
+      </w:r>
+      <w:r>
+        <w:br/>
+      </w:r>
+      <w:r>
+        <w:rPr>
+          <w:rStyle w:val="VerbatimChar"/>
+        </w:rPr>
+        <w:t xml:space="preserve">## [1] "ts_mv_prediction" "numeric"</w:t>
       </w:r>
     </w:p>
     <w:p>
@@ -1039,6 +1210,222 @@
         </w:rPr>
         <w:t xml:space="preserve">## [1]  0.41211849  0.17388949 -0.07515112 -0.31951919 -0.54402111</w:t>
       </w:r>
+      <w:r>
+        <w:br/>
+      </w:r>
+      <w:r>
+        <w:rPr>
+          <w:rStyle w:val="VerbatimChar"/>
+        </w:rPr>
+        <w:t xml:space="preserve">## attr(,"y_name")</w:t>
+      </w:r>
+      <w:r>
+        <w:br/>
+      </w:r>
+      <w:r>
+        <w:rPr>
+          <w:rStyle w:val="VerbatimChar"/>
+        </w:rPr>
+        <w:t xml:space="preserve">## [1] "y"</w:t>
+      </w:r>
+      <w:r>
+        <w:br/>
+      </w:r>
+      <w:r>
+        <w:rPr>
+          <w:rStyle w:val="VerbatimChar"/>
+        </w:rPr>
+        <w:t xml:space="preserve">## attr(,"x_names")</w:t>
+      </w:r>
+      <w:r>
+        <w:br/>
+      </w:r>
+      <w:r>
+        <w:rPr>
+          <w:rStyle w:val="VerbatimChar"/>
+        </w:rPr>
+        <w:t xml:space="preserve">## [1] "x1" "x2"</w:t>
+      </w:r>
+      <w:r>
+        <w:br/>
+      </w:r>
+      <w:r>
+        <w:rPr>
+          <w:rStyle w:val="VerbatimChar"/>
+        </w:rPr>
+        <w:t xml:space="preserve">## attr(,"variables")</w:t>
+      </w:r>
+      <w:r>
+        <w:br/>
+      </w:r>
+      <w:r>
+        <w:rPr>
+          <w:rStyle w:val="VerbatimChar"/>
+        </w:rPr>
+        <w:t xml:space="preserve">## [1] "y"  "x1" "x2"</w:t>
+      </w:r>
+      <w:r>
+        <w:br/>
+      </w:r>
+      <w:r>
+        <w:rPr>
+          <w:rStyle w:val="VerbatimChar"/>
+        </w:rPr>
+        <w:t xml:space="preserve">## attr(,"steps_ahead")</w:t>
+      </w:r>
+      <w:r>
+        <w:br/>
+      </w:r>
+      <w:r>
+        <w:rPr>
+          <w:rStyle w:val="VerbatimChar"/>
+        </w:rPr>
+        <w:t xml:space="preserve">## [1] 5</w:t>
+      </w:r>
+      <w:r>
+        <w:br/>
+      </w:r>
+      <w:r>
+        <w:rPr>
+          <w:rStyle w:val="VerbatimChar"/>
+        </w:rPr>
+        <w:t xml:space="preserve">## attr(,"prediction_x")</w:t>
+      </w:r>
+      <w:r>
+        <w:br/>
+      </w:r>
+      <w:r>
+        <w:rPr>
+          <w:rStyle w:val="VerbatimChar"/>
+        </w:rPr>
+        <w:t xml:space="preserve">## attr(,"prediction_x")$x1</w:t>
+      </w:r>
+      <w:r>
+        <w:br/>
+      </w:r>
+      <w:r>
+        <w:rPr>
+          <w:rStyle w:val="VerbatimChar"/>
+        </w:rPr>
+        <w:t xml:space="preserve">## [1]  0.17388949 -0.07515112 -0.31951919 -0.54402111 -0.73469843</w:t>
+      </w:r>
+      <w:r>
+        <w:br/>
+      </w:r>
+      <w:r>
+        <w:rPr>
+          <w:rStyle w:val="VerbatimChar"/>
+        </w:rPr>
+        <w:t xml:space="preserve">## </w:t>
+      </w:r>
+      <w:r>
+        <w:br/>
+      </w:r>
+      <w:r>
+        <w:rPr>
+          <w:rStyle w:val="VerbatimChar"/>
+        </w:rPr>
+        <w:t xml:space="preserve">## attr(,"prediction_x")$x2</w:t>
+      </w:r>
+      <w:r>
+        <w:br/>
+      </w:r>
+      <w:r>
+        <w:rPr>
+          <w:rStyle w:val="VerbatimChar"/>
+        </w:rPr>
+        <w:t xml:space="preserve">## [1]  0.61177652  0.40357731  0.17028562 -0.07359361 -0.31289714</w:t>
+      </w:r>
+      <w:r>
+        <w:br/>
+      </w:r>
+      <w:r>
+        <w:rPr>
+          <w:rStyle w:val="VerbatimChar"/>
+        </w:rPr>
+        <w:t xml:space="preserve">## </w:t>
+      </w:r>
+      <w:r>
+        <w:br/>
+      </w:r>
+      <w:r>
+        <w:rPr>
+          <w:rStyle w:val="VerbatimChar"/>
+        </w:rPr>
+        <w:t xml:space="preserve">## attr(,"system")</w:t>
+      </w:r>
+      <w:r>
+        <w:br/>
+      </w:r>
+      <w:r>
+        <w:rPr>
+          <w:rStyle w:val="VerbatimChar"/>
+        </w:rPr>
+        <w:t xml:space="preserve">##             y          x1          x2</w:t>
+      </w:r>
+      <w:r>
+        <w:br/>
+      </w:r>
+      <w:r>
+        <w:rPr>
+          <w:rStyle w:val="VerbatimChar"/>
+        </w:rPr>
+        <w:t xml:space="preserve">## 1  0.41211849  0.17388949  0.61177652</w:t>
+      </w:r>
+      <w:r>
+        <w:br/>
+      </w:r>
+      <w:r>
+        <w:rPr>
+          <w:rStyle w:val="VerbatimChar"/>
+        </w:rPr>
+        <w:t xml:space="preserve">## 2  0.17388949 -0.07515112  0.40357731</w:t>
+      </w:r>
+      <w:r>
+        <w:br/>
+      </w:r>
+      <w:r>
+        <w:rPr>
+          <w:rStyle w:val="VerbatimChar"/>
+        </w:rPr>
+        <w:t xml:space="preserve">## 3 -0.07515112 -0.31951919  0.17028562</w:t>
+      </w:r>
+      <w:r>
+        <w:br/>
+      </w:r>
+      <w:r>
+        <w:rPr>
+          <w:rStyle w:val="VerbatimChar"/>
+        </w:rPr>
+        <w:t xml:space="preserve">## 4 -0.31951919 -0.54402111 -0.07359361</w:t>
+      </w:r>
+      <w:r>
+        <w:br/>
+      </w:r>
+      <w:r>
+        <w:rPr>
+          <w:rStyle w:val="VerbatimChar"/>
+        </w:rPr>
+        <w:t xml:space="preserve">## 5 -0.54402111 -0.73469843 -0.31289714</w:t>
+      </w:r>
+      <w:r>
+        <w:br/>
+      </w:r>
+      <w:r>
+        <w:rPr>
+          <w:rStyle w:val="VerbatimChar"/>
+        </w:rPr>
+        <w:t xml:space="preserve">## attr(,"class")</w:t>
+      </w:r>
+      <w:r>
+        <w:br/>
+      </w:r>
+      <w:r>
+        <w:rPr>
+          <w:rStyle w:val="VerbatimChar"/>
+        </w:rPr>
+        <w:t xml:space="preserve">## [1] "ts_mv_prediction" "numeric"</w:t>
+      </w:r>
     </w:p>
     <w:p>
       <w:pPr>
@@ -1077,7 +1464,52 @@
         <w:rPr>
           <w:rStyle w:val="VerbatimChar"/>
         </w:rPr>
-        <w:t xml:space="preserve">## NULL</w:t>
+        <w:t xml:space="preserve">##             y          x1          x2</w:t>
+      </w:r>
+      <w:r>
+        <w:br/>
+      </w:r>
+      <w:r>
+        <w:rPr>
+          <w:rStyle w:val="VerbatimChar"/>
+        </w:rPr>
+        <w:t xml:space="preserve">## 1  0.41211849  0.17388949  0.61177652</w:t>
+      </w:r>
+      <w:r>
+        <w:br/>
+      </w:r>
+      <w:r>
+        <w:rPr>
+          <w:rStyle w:val="VerbatimChar"/>
+        </w:rPr>
+        <w:t xml:space="preserve">## 2  0.17388949 -0.07515112  0.40357731</w:t>
+      </w:r>
+      <w:r>
+        <w:br/>
+      </w:r>
+      <w:r>
+        <w:rPr>
+          <w:rStyle w:val="VerbatimChar"/>
+        </w:rPr>
+        <w:t xml:space="preserve">## 3 -0.07515112 -0.31951919  0.17028562</w:t>
+      </w:r>
+      <w:r>
+        <w:br/>
+      </w:r>
+      <w:r>
+        <w:rPr>
+          <w:rStyle w:val="VerbatimChar"/>
+        </w:rPr>
+        <w:t xml:space="preserve">## 4 -0.31951919 -0.54402111 -0.07359361</w:t>
+      </w:r>
+      <w:r>
+        <w:br/>
+      </w:r>
+      <w:r>
+        <w:rPr>
+          <w:rStyle w:val="VerbatimChar"/>
+        </w:rPr>
+        <w:t xml:space="preserve">## 5 -0.54402111 -0.73469843 -0.31289714</w:t>
       </w:r>
     </w:p>
     <w:p>
